--- a/test_data/test.docx
+++ b/test_data/test.docx
@@ -1,11 +1,38 @@
 
 <file path=word/document.xml><?xml version="1.0" encoding="utf-8"?>
-<w:document xmlns:mc="http://schemas.openxmlformats.org/markup-compatibility/2006" xmlns:o="urn:schemas-microsoft-com:office:office" xmlns:r="http://schemas.openxmlformats.org/officeDocument/2006/relationships" xmlns:m="http://schemas.openxmlformats.org/officeDocument/2006/math" xmlns:v="urn:schemas-microsoft-com:vml" xmlns:wp="http://schemas.openxmlformats.org/drawingml/2006/wordprocessingDrawing" xmlns:w10="urn:schemas-microsoft-com:office:word" xmlns:w="http://schemas.openxmlformats.org/wordprocessingml/2006/main" xmlns:wne="http://schemas.microsoft.com/office/word/2006/wordml" xmlns:sl="http://schemas.openxmlformats.org/schemaLibrary/2006/main" xmlns:a="http://schemas.openxmlformats.org/drawingml/2006/main" xmlns:pic="http://schemas.openxmlformats.org/drawingml/2006/picture" xmlns:c="http://schemas.openxmlformats.org/drawingml/2006/chart" xmlns:lc="http://schemas.openxmlformats.org/drawingml/2006/lockedCanvas" xmlns:dgm="http://schemas.openxmlformats.org/drawingml/2006/diagram" xmlns:wps="http://schemas.microsoft.com/office/word/2010/wordprocessingShape" xmlns:wpg="http://schemas.microsoft.com/office/word/2010/wordprocessingGroup" xmlns:w14="http://schemas.microsoft.com/office/word/2010/wordml" xmlns:w15="http://schemas.microsoft.com/office/word/2012/wordml" xmlns:w16="http://schemas.microsoft.com/office/word/2018/wordml" xmlns:w16cex="http://schemas.microsoft.com/office/word/2018/wordml/cex" xmlns:w16cid="http://schemas.microsoft.com/office/word/2016/wordml/cid" xmlns="http://schemas.microsoft.com/office/tasks/2019/documenttasks" xmlns:cr="http://schemas.microsoft.com/office/comments/2020/reactions">
+<w:document xmlns:wpc="http://schemas.microsoft.com/office/word/2010/wordprocessingCanvas" xmlns:cx="http://schemas.microsoft.com/office/drawing/2014/chartex" xmlns:cx1="http://schemas.microsoft.com/office/drawing/2015/9/8/chartex" xmlns:cx2="http://schemas.microsoft.com/office/drawing/2015/10/21/chartex" xmlns:cx3="http://schemas.microsoft.com/office/drawing/2016/5/9/chartex" xmlns:cx4="http://schemas.microsoft.com/office/drawing/2016/5/10/chartex" xmlns:cx5="http://schemas.microsoft.com/office/drawing/2016/5/11/chartex" xmlns:cx6="http://schemas.microsoft.com/office/drawing/2016/5/12/chartex" xmlns:cx7="http://schemas.microsoft.com/office/drawing/2016/5/13/chartex" xmlns:cx8="http://schemas.microsoft.com/office/drawing/2016/5/14/chartex" xmlns:mc="http://schemas.openxmlformats.org/markup-compatibility/2006" xmlns:aink="http://schemas.microsoft.com/office/drawing/2016/ink" xmlns:am3d="http://schemas.microsoft.com/office/drawing/2017/model3d" xmlns:o="urn:schemas-microsoft-com:office:office" xmlns:oel="http://schemas.microsoft.com/office/2019/extlst" xmlns:r="http://schemas.openxmlformats.org/officeDocument/2006/relationships" xmlns:m="http://schemas.openxmlformats.org/officeDocument/2006/math" xmlns:v="urn:schemas-microsoft-com:vml" xmlns:wp14="http://schemas.microsoft.com/office/word/2010/wordprocessingDrawing" xmlns:wp="http://schemas.openxmlformats.org/drawingml/2006/wordprocessingDrawing" xmlns:w10="urn:schemas-microsoft-com:office:word" xmlns:w="http://schemas.openxmlformats.org/wordprocessingml/2006/main" xmlns:w14="http://schemas.microsoft.com/office/word/2010/wordml" xmlns:w15="http://schemas.microsoft.com/office/word/2012/wordml" xmlns:w16cex="http://schemas.microsoft.com/office/word/2018/wordml/cex" xmlns:w16cid="http://schemas.microsoft.com/office/word/2016/wordml/cid" xmlns:w16="http://schemas.microsoft.com/office/word/2018/wordml" xmlns:w16du="http://schemas.microsoft.com/office/word/2023/wordml/word16du" xmlns:w16sdtdh="http://schemas.microsoft.com/office/word/2020/wordml/sdtdatahash" xmlns:w16sdtfl="http://schemas.microsoft.com/office/word/2024/wordml/sdtformatlock" xmlns:w16se="http://schemas.microsoft.com/office/word/2015/wordml/symex" xmlns:wpg="http://schemas.microsoft.com/office/word/2010/wordprocessingGroup" xmlns:wpi="http://schemas.microsoft.com/office/word/2010/wordprocessingInk" xmlns:wne="http://schemas.microsoft.com/office/word/2006/wordml" xmlns:wps="http://schemas.microsoft.com/office/word/2010/wordprocessingShape" mc:Ignorable="w14 w15 w16se w16cid w16 w16cex w16sdtdh w16sdtfl w16du wp14">
   <w:body>
     <w:p>
       <w:pPr>
         <w:rPr>
-          <w:rFonts w:ascii="Times New Roman" w:cs="Times New Roman" w:eastAsia="Times New Roman" w:hAnsi="Times New Roman"/>
+          <w:rFonts w:ascii="Times New Roman" w:eastAsia="Times New Roman" w:hAnsi="Times New Roman" w:cs="Times New Roman"/>
+          <w:color w:val="141413"/>
+          <w:sz w:val="30"/>
+          <w:szCs w:val="30"/>
+        </w:rPr>
+      </w:pPr>
+      <w:r>
+        <w:t>Hello world</w:t>
+      </w:r>
+      <w:r>
+        <w:br/>
+      </w:r>
+      <w:r>
+        <w:rPr>
+          <w:rFonts w:ascii="Times New Roman" w:eastAsia="Times New Roman" w:hAnsi="Times New Roman" w:cs="Times New Roman"/>
+          <w:color w:val="141413"/>
+          <w:sz w:val="30"/>
+          <w:szCs w:val="30"/>
+        </w:rPr>
+        <w:t>Skills are folders of instructions, scripts, and resources that Claude loads dynamically to improve performance on specialized tasks. Think of them as expertise packages—they teach Claude how to complete specific tasks in a repeatable way.</w:t>
+      </w:r>
+    </w:p>
+    <w:p>
+      <w:pPr>
+        <w:shd w:val="clear" w:color="auto" w:fill="FAF9F5"/>
+        <w:spacing w:after="240" w:line="372" w:lineRule="auto"/>
+        <w:rPr>
+          <w:rFonts w:ascii="Times New Roman" w:eastAsia="Times New Roman" w:hAnsi="Times New Roman" w:cs="Times New Roman"/>
           <w:color w:val="141413"/>
           <w:sz w:val="30"/>
           <w:szCs w:val="30"/>
@@ -13,83 +40,79 @@
       </w:pPr>
       <w:r>
         <w:rPr>
-          <w:rtl w:val="0"/>
-        </w:rPr>
-        <w:t xml:space="preserve">Hello world</w:t>
-        <w:br w:type="textWrapping"/>
-      </w:r>
-      <w:r>
-        <w:rPr>
-          <w:rFonts w:ascii="Times New Roman" w:cs="Times New Roman" w:eastAsia="Times New Roman" w:hAnsi="Times New Roman"/>
-          <w:color w:val="141413"/>
-          <w:sz w:val="30"/>
-          <w:szCs w:val="30"/>
-          <w:rtl w:val="0"/>
-        </w:rPr>
-        <w:t xml:space="preserve">Skills are folders of instructions, scripts, and resources that Claude loads dynamically to improve performance on specialized tasks. Think of them as expertise packages—they teach Claude how to complete specific tasks in a repeatable way.</w:t>
-      </w:r>
-    </w:p>
-    <w:p>
-      <w:pPr>
-        <w:pBdr>
-          <w:top w:color="auto" w:space="0" w:sz="0" w:val="none"/>
-          <w:left w:color="auto" w:space="0" w:sz="0" w:val="none"/>
-          <w:bottom w:color="auto" w:space="0" w:sz="0" w:val="none"/>
-          <w:right w:color="auto" w:space="0" w:sz="0" w:val="none"/>
-          <w:between w:color="auto" w:space="0" w:sz="0" w:val="none"/>
-        </w:pBdr>
-        <w:shd w:fill="faf9f5" w:val="clear"/>
-        <w:spacing w:after="240" w:line="372" w:lineRule="auto"/>
-        <w:rPr>
-          <w:rFonts w:ascii="Times New Roman" w:cs="Times New Roman" w:eastAsia="Times New Roman" w:hAnsi="Times New Roman"/>
+          <w:rFonts w:ascii="Times New Roman" w:eastAsia="Times New Roman" w:hAnsi="Times New Roman" w:cs="Times New Roman"/>
           <w:color w:val="141413"/>
           <w:sz w:val="30"/>
           <w:szCs w:val="30"/>
         </w:rPr>
-      </w:pPr>
-      <w:r>
-        <w:rPr>
-          <w:rFonts w:ascii="Times New Roman" w:cs="Times New Roman" w:eastAsia="Times New Roman" w:hAnsi="Times New Roman"/>
-          <w:color w:val="141413"/>
-          <w:sz w:val="30"/>
-          <w:szCs w:val="30"/>
-          <w:rtl w:val="0"/>
-        </w:rPr>
-        <w:t xml:space="preserve">You've already seen Skills at work if you've used Claude to create Excel spreadsheets, PowerPoint presentations, Word documents, or PDFs. Those file creation capabilities are powered by Skills running behind the scenes. But Skills go far beyond document creation. Custom Skills can codify entire repeatable workflows — a quarterly variance analysis methodology, a brand voice review process, or a compliance checklist — so Claude follows the same rigorous steps every time.</w:t>
+        <w:t>You've already seen Skills at work if you've used Claude to create Excel spreadsheets, PowerPoint presentations, Word documents, or PDFs. Those file creation capabilities are powered by Skills running behind the scenes. But Skills go far beyond document creation. Custom Skills can codify entire repeatable workflows — a quarterly variance analysis methodology, a brand voice review process, or a compliance checklist — so Claude follows the same rigorous steps every time.</w:t>
       </w:r>
     </w:p>
+    <w:p/>
     <w:p>
-      <w:pPr>
-        <w:rPr/>
-      </w:pPr>
       <w:r>
-        <w:rPr>
-          <w:rtl w:val="0"/>
-        </w:rPr>
+        <w:drawing>
+          <wp:inline distT="0" distB="0" distL="0" distR="0" wp14:anchorId="4DCF0471" wp14:editId="00749536">
+            <wp:extent cx="5943600" cy="2614930"/>
+            <wp:effectExtent l="0" t="0" r="0" b="1270"/>
+            <wp:docPr id="842583075" name="Picture 1"/>
+            <wp:cNvGraphicFramePr>
+              <a:graphicFrameLocks xmlns:a="http://schemas.openxmlformats.org/drawingml/2006/main" noChangeAspect="1"/>
+            </wp:cNvGraphicFramePr>
+            <a:graphic xmlns:a="http://schemas.openxmlformats.org/drawingml/2006/main">
+              <a:graphicData uri="http://schemas.openxmlformats.org/drawingml/2006/picture">
+                <pic:pic xmlns:pic="http://schemas.openxmlformats.org/drawingml/2006/picture">
+                  <pic:nvPicPr>
+                    <pic:cNvPr id="842583075" name=""/>
+                    <pic:cNvPicPr/>
+                  </pic:nvPicPr>
+                  <pic:blipFill>
+                    <a:blip r:embed="rId4"/>
+                    <a:stretch>
+                      <a:fillRect/>
+                    </a:stretch>
+                  </pic:blipFill>
+                  <pic:spPr>
+                    <a:xfrm>
+                      <a:off x="0" y="0"/>
+                      <a:ext cx="5943600" cy="2614930"/>
+                    </a:xfrm>
+                    <a:prstGeom prst="rect">
+                      <a:avLst/>
+                    </a:prstGeom>
+                  </pic:spPr>
+                </pic:pic>
+              </a:graphicData>
+            </a:graphic>
+          </wp:inline>
+        </w:drawing>
+      </w:r>
+    </w:p>
+    <w:p/>
+    <w:p>
+      <w:r>
+        <w:t>Figure 1. Claude code</w:t>
       </w:r>
     </w:p>
     <w:sectPr>
-      <w:pgSz w:h="15840" w:w="12240" w:orient="portrait"/>
-      <w:pgMar w:bottom="1440" w:top="1440" w:left="1440" w:right="1440" w:header="720" w:footer="720"/>
+      <w:pgSz w:w="12240" w:h="15840"/>
+      <w:pgMar w:top="1440" w:right="1440" w:bottom="1440" w:left="1440" w:header="720" w:footer="720" w:gutter="0"/>
       <w:pgNumType w:start="1"/>
+      <w:cols w:space="720"/>
     </w:sectPr>
   </w:body>
 </w:document>
 </file>
 
-<file path=word/numbering.xml><?xml version="1.0" encoding="utf-8"?>
-<w:numbering xmlns:mc="http://schemas.openxmlformats.org/markup-compatibility/2006" xmlns:o="urn:schemas-microsoft-com:office:office" xmlns:r="http://schemas.openxmlformats.org/officeDocument/2006/relationships" xmlns:m="http://schemas.openxmlformats.org/officeDocument/2006/math" xmlns:v="urn:schemas-microsoft-com:vml" xmlns:wp="http://schemas.openxmlformats.org/drawingml/2006/wordprocessingDrawing" xmlns:w10="urn:schemas-microsoft-com:office:word" xmlns:w="http://schemas.openxmlformats.org/wordprocessingml/2006/main" xmlns:wne="http://schemas.microsoft.com/office/word/2006/wordml" xmlns:sl="http://schemas.openxmlformats.org/schemaLibrary/2006/main" xmlns:a="http://schemas.openxmlformats.org/drawingml/2006/main" xmlns:pic="http://schemas.openxmlformats.org/drawingml/2006/picture" xmlns:c="http://schemas.openxmlformats.org/drawingml/2006/chart" xmlns:lc="http://schemas.openxmlformats.org/drawingml/2006/lockedCanvas" xmlns:dgm="http://schemas.openxmlformats.org/drawingml/2006/diagram" xmlns:wps="http://schemas.microsoft.com/office/word/2010/wordprocessingShape" xmlns:wpg="http://schemas.microsoft.com/office/word/2010/wordprocessingGroup" xmlns:w14="http://schemas.microsoft.com/office/word/2010/wordml" xmlns:w15="http://schemas.microsoft.com/office/word/2012/wordml" xmlns:w16="http://schemas.microsoft.com/office/word/2018/wordml" xmlns:w16cex="http://schemas.microsoft.com/office/word/2018/wordml/cex" xmlns:w16cid="http://schemas.microsoft.com/office/word/2016/wordml/cid" xmlns="http://schemas.microsoft.com/office/tasks/2019/documenttasks" xmlns:cr="http://schemas.microsoft.com/office/comments/2020/reactions"/>
-</file>
-
 <file path=word/styles.xml><?xml version="1.0" encoding="utf-8"?>
-<w:styles xmlns:mc="http://schemas.openxmlformats.org/markup-compatibility/2006" xmlns:o="urn:schemas-microsoft-com:office:office" xmlns:r="http://schemas.openxmlformats.org/officeDocument/2006/relationships" xmlns:m="http://schemas.openxmlformats.org/officeDocument/2006/math" xmlns:v="urn:schemas-microsoft-com:vml" xmlns:wp="http://schemas.openxmlformats.org/drawingml/2006/wordprocessingDrawing" xmlns:w10="urn:schemas-microsoft-com:office:word" xmlns:w="http://schemas.openxmlformats.org/wordprocessingml/2006/main" xmlns:wne="http://schemas.microsoft.com/office/word/2006/wordml" xmlns:sl="http://schemas.openxmlformats.org/schemaLibrary/2006/main" xmlns:a="http://schemas.openxmlformats.org/drawingml/2006/main" xmlns:pic="http://schemas.openxmlformats.org/drawingml/2006/picture" xmlns:c="http://schemas.openxmlformats.org/drawingml/2006/chart" xmlns:lc="http://schemas.openxmlformats.org/drawingml/2006/lockedCanvas" xmlns:dgm="http://schemas.openxmlformats.org/drawingml/2006/diagram" xmlns:wps="http://schemas.microsoft.com/office/word/2010/wordprocessingShape" xmlns:wpg="http://schemas.microsoft.com/office/word/2010/wordprocessingGroup" xmlns:w14="http://schemas.microsoft.com/office/word/2010/wordml" xmlns:w15="http://schemas.microsoft.com/office/word/2012/wordml" xmlns:w16="http://schemas.microsoft.com/office/word/2018/wordml" xmlns:w16cex="http://schemas.microsoft.com/office/word/2018/wordml/cex" xmlns:w16cid="http://schemas.microsoft.com/office/word/2016/wordml/cid" xmlns="http://schemas.microsoft.com/office/tasks/2019/documenttasks" xmlns:cr="http://schemas.microsoft.com/office/comments/2020/reactions">
+<w:styles xmlns:mc="http://schemas.openxmlformats.org/markup-compatibility/2006" xmlns:r="http://schemas.openxmlformats.org/officeDocument/2006/relationships" xmlns:w="http://schemas.openxmlformats.org/wordprocessingml/2006/main" xmlns:w14="http://schemas.microsoft.com/office/word/2010/wordml" xmlns:w15="http://schemas.microsoft.com/office/word/2012/wordml" xmlns:w16cex="http://schemas.microsoft.com/office/word/2018/wordml/cex" xmlns:w16cid="http://schemas.microsoft.com/office/word/2016/wordml/cid" xmlns:w16="http://schemas.microsoft.com/office/word/2018/wordml" xmlns:w16du="http://schemas.microsoft.com/office/word/2023/wordml/word16du" xmlns:w16sdtdh="http://schemas.microsoft.com/office/word/2020/wordml/sdtdatahash" xmlns:w16sdtfl="http://schemas.microsoft.com/office/word/2024/wordml/sdtformatlock" xmlns:w16se="http://schemas.microsoft.com/office/word/2015/wordml/symex" mc:Ignorable="w14 w15 w16se w16cid w16 w16cex w16sdtdh w16sdtfl w16du">
   <w:docDefaults>
     <w:rPrDefault>
       <w:rPr>
-        <w:rFonts w:ascii="Arial" w:cs="Arial" w:eastAsia="Arial" w:hAnsi="Arial"/>
+        <w:rFonts w:ascii="Arial" w:eastAsia="Arial" w:hAnsi="Arial" w:cs="Arial"/>
         <w:sz w:val="22"/>
         <w:szCs w:val="22"/>
-        <w:lang w:val="en"/>
+        <w:lang w:val="en" w:eastAsia="en-US" w:bidi="ar-SA"/>
       </w:rPr>
     </w:rPrDefault>
     <w:pPrDefault>
@@ -98,29 +121,399 @@
       </w:pPr>
     </w:pPrDefault>
   </w:docDefaults>
-  <w:style w:type="table" w:styleId="TableNormal" w:default="1">
-    <w:name w:val="TableNormal"/>
-    <w:tblPr>
-      <w:tblCellMar>
-        <w:top w:w="100.0" w:type="dxa"/>
-        <w:left w:w="100.0" w:type="dxa"/>
-        <w:bottom w:w="100.0" w:type="dxa"/>
-        <w:right w:w="100.0" w:type="dxa"/>
-      </w:tblCellMar>
-    </w:tblPr>
-  </w:style>
-  <w:style w:type="paragraph" w:styleId="Normal" w:default="1">
-    <w:name w:val="normal"/>
+  <w:latentStyles w:defLockedState="0" w:defUIPriority="99" w:defSemiHidden="0" w:defUnhideWhenUsed="0" w:defQFormat="0" w:count="376">
+    <w:lsdException w:name="Normal" w:uiPriority="0" w:qFormat="1"/>
+    <w:lsdException w:name="heading 1" w:uiPriority="9" w:qFormat="1"/>
+    <w:lsdException w:name="heading 2" w:semiHidden="1" w:uiPriority="9" w:unhideWhenUsed="1" w:qFormat="1"/>
+    <w:lsdException w:name="heading 3" w:semiHidden="1" w:uiPriority="9" w:unhideWhenUsed="1" w:qFormat="1"/>
+    <w:lsdException w:name="heading 4" w:semiHidden="1" w:uiPriority="9" w:unhideWhenUsed="1" w:qFormat="1"/>
+    <w:lsdException w:name="heading 5" w:semiHidden="1" w:uiPriority="9" w:unhideWhenUsed="1" w:qFormat="1"/>
+    <w:lsdException w:name="heading 6" w:semiHidden="1" w:uiPriority="9" w:unhideWhenUsed="1" w:qFormat="1"/>
+    <w:lsdException w:name="heading 7" w:semiHidden="1" w:uiPriority="9" w:unhideWhenUsed="1" w:qFormat="1"/>
+    <w:lsdException w:name="heading 8" w:semiHidden="1" w:uiPriority="9" w:unhideWhenUsed="1" w:qFormat="1"/>
+    <w:lsdException w:name="heading 9" w:semiHidden="1" w:uiPriority="9" w:unhideWhenUsed="1" w:qFormat="1"/>
+    <w:lsdException w:name="index 1" w:semiHidden="1" w:unhideWhenUsed="1"/>
+    <w:lsdException w:name="index 2" w:semiHidden="1" w:unhideWhenUsed="1"/>
+    <w:lsdException w:name="index 3" w:semiHidden="1" w:unhideWhenUsed="1"/>
+    <w:lsdException w:name="index 4" w:semiHidden="1" w:unhideWhenUsed="1"/>
+    <w:lsdException w:name="index 5" w:semiHidden="1" w:unhideWhenUsed="1"/>
+    <w:lsdException w:name="index 6" w:semiHidden="1" w:unhideWhenUsed="1"/>
+    <w:lsdException w:name="index 7" w:semiHidden="1" w:unhideWhenUsed="1"/>
+    <w:lsdException w:name="index 8" w:semiHidden="1" w:unhideWhenUsed="1"/>
+    <w:lsdException w:name="index 9" w:semiHidden="1" w:unhideWhenUsed="1"/>
+    <w:lsdException w:name="toc 1" w:semiHidden="1" w:uiPriority="39" w:unhideWhenUsed="1"/>
+    <w:lsdException w:name="toc 2" w:semiHidden="1" w:uiPriority="39" w:unhideWhenUsed="1"/>
+    <w:lsdException w:name="toc 3" w:semiHidden="1" w:uiPriority="39" w:unhideWhenUsed="1"/>
+    <w:lsdException w:name="toc 4" w:semiHidden="1" w:uiPriority="39" w:unhideWhenUsed="1"/>
+    <w:lsdException w:name="toc 5" w:semiHidden="1" w:uiPriority="39" w:unhideWhenUsed="1"/>
+    <w:lsdException w:name="toc 6" w:semiHidden="1" w:uiPriority="39" w:unhideWhenUsed="1"/>
+    <w:lsdException w:name="toc 7" w:semiHidden="1" w:uiPriority="39" w:unhideWhenUsed="1"/>
+    <w:lsdException w:name="toc 8" w:semiHidden="1" w:uiPriority="39" w:unhideWhenUsed="1"/>
+    <w:lsdException w:name="toc 9" w:semiHidden="1" w:uiPriority="39" w:unhideWhenUsed="1"/>
+    <w:lsdException w:name="Normal Indent" w:semiHidden="1" w:unhideWhenUsed="1"/>
+    <w:lsdException w:name="footnote text" w:semiHidden="1" w:unhideWhenUsed="1"/>
+    <w:lsdException w:name="annotation text" w:semiHidden="1" w:unhideWhenUsed="1"/>
+    <w:lsdException w:name="header" w:semiHidden="1" w:unhideWhenUsed="1"/>
+    <w:lsdException w:name="footer" w:semiHidden="1" w:unhideWhenUsed="1"/>
+    <w:lsdException w:name="index heading" w:semiHidden="1" w:unhideWhenUsed="1"/>
+    <w:lsdException w:name="caption" w:semiHidden="1" w:uiPriority="35" w:unhideWhenUsed="1" w:qFormat="1"/>
+    <w:lsdException w:name="table of figures" w:semiHidden="1" w:unhideWhenUsed="1"/>
+    <w:lsdException w:name="envelope address" w:semiHidden="1" w:unhideWhenUsed="1"/>
+    <w:lsdException w:name="envelope return" w:semiHidden="1" w:unhideWhenUsed="1"/>
+    <w:lsdException w:name="footnote reference" w:semiHidden="1" w:unhideWhenUsed="1"/>
+    <w:lsdException w:name="annotation reference" w:semiHidden="1" w:unhideWhenUsed="1"/>
+    <w:lsdException w:name="line number" w:semiHidden="1" w:unhideWhenUsed="1"/>
+    <w:lsdException w:name="page number" w:semiHidden="1" w:unhideWhenUsed="1"/>
+    <w:lsdException w:name="endnote reference" w:semiHidden="1" w:unhideWhenUsed="1"/>
+    <w:lsdException w:name="endnote text" w:semiHidden="1" w:unhideWhenUsed="1"/>
+    <w:lsdException w:name="table of authorities" w:semiHidden="1" w:unhideWhenUsed="1"/>
+    <w:lsdException w:name="macro" w:semiHidden="1" w:unhideWhenUsed="1"/>
+    <w:lsdException w:name="toa heading" w:semiHidden="1" w:unhideWhenUsed="1"/>
+    <w:lsdException w:name="List" w:semiHidden="1" w:unhideWhenUsed="1"/>
+    <w:lsdException w:name="List Bullet" w:semiHidden="1" w:unhideWhenUsed="1"/>
+    <w:lsdException w:name="List Number" w:semiHidden="1" w:unhideWhenUsed="1"/>
+    <w:lsdException w:name="List 2" w:semiHidden="1" w:unhideWhenUsed="1"/>
+    <w:lsdException w:name="List 3" w:semiHidden="1" w:unhideWhenUsed="1"/>
+    <w:lsdException w:name="List 4" w:semiHidden="1" w:unhideWhenUsed="1"/>
+    <w:lsdException w:name="List 5" w:semiHidden="1" w:unhideWhenUsed="1"/>
+    <w:lsdException w:name="List Bullet 2" w:semiHidden="1" w:unhideWhenUsed="1"/>
+    <w:lsdException w:name="List Bullet 3" w:semiHidden="1" w:unhideWhenUsed="1"/>
+    <w:lsdException w:name="List Bullet 4" w:semiHidden="1" w:unhideWhenUsed="1"/>
+    <w:lsdException w:name="List Bullet 5" w:semiHidden="1" w:unhideWhenUsed="1"/>
+    <w:lsdException w:name="List Number 2" w:semiHidden="1" w:unhideWhenUsed="1"/>
+    <w:lsdException w:name="List Number 3" w:semiHidden="1" w:unhideWhenUsed="1"/>
+    <w:lsdException w:name="List Number 4" w:semiHidden="1" w:unhideWhenUsed="1"/>
+    <w:lsdException w:name="List Number 5" w:semiHidden="1" w:unhideWhenUsed="1"/>
+    <w:lsdException w:name="Title" w:uiPriority="10" w:qFormat="1"/>
+    <w:lsdException w:name="Closing" w:semiHidden="1" w:unhideWhenUsed="1"/>
+    <w:lsdException w:name="Signature" w:semiHidden="1" w:unhideWhenUsed="1"/>
+    <w:lsdException w:name="Default Paragraph Font" w:semiHidden="1" w:uiPriority="1" w:unhideWhenUsed="1"/>
+    <w:lsdException w:name="Body Text" w:semiHidden="1" w:unhideWhenUsed="1"/>
+    <w:lsdException w:name="Body Text Indent" w:semiHidden="1" w:unhideWhenUsed="1"/>
+    <w:lsdException w:name="List Continue" w:semiHidden="1" w:unhideWhenUsed="1"/>
+    <w:lsdException w:name="List Continue 2" w:semiHidden="1" w:unhideWhenUsed="1"/>
+    <w:lsdException w:name="List Continue 3" w:semiHidden="1" w:unhideWhenUsed="1"/>
+    <w:lsdException w:name="List Continue 4" w:semiHidden="1" w:unhideWhenUsed="1"/>
+    <w:lsdException w:name="List Continue 5" w:semiHidden="1" w:unhideWhenUsed="1"/>
+    <w:lsdException w:name="Message Header" w:semiHidden="1" w:unhideWhenUsed="1"/>
+    <w:lsdException w:name="Subtitle" w:uiPriority="11" w:qFormat="1"/>
+    <w:lsdException w:name="Salutation" w:semiHidden="1" w:unhideWhenUsed="1"/>
+    <w:lsdException w:name="Date" w:semiHidden="1" w:unhideWhenUsed="1"/>
+    <w:lsdException w:name="Body Text First Indent" w:semiHidden="1" w:unhideWhenUsed="1"/>
+    <w:lsdException w:name="Body Text First Indent 2" w:semiHidden="1" w:unhideWhenUsed="1"/>
+    <w:lsdException w:name="Note Heading" w:semiHidden="1" w:unhideWhenUsed="1"/>
+    <w:lsdException w:name="Body Text 2" w:semiHidden="1" w:unhideWhenUsed="1"/>
+    <w:lsdException w:name="Body Text 3" w:semiHidden="1" w:unhideWhenUsed="1"/>
+    <w:lsdException w:name="Body Text Indent 2" w:semiHidden="1" w:unhideWhenUsed="1"/>
+    <w:lsdException w:name="Body Text Indent 3" w:semiHidden="1" w:unhideWhenUsed="1"/>
+    <w:lsdException w:name="Block Text" w:semiHidden="1" w:unhideWhenUsed="1"/>
+    <w:lsdException w:name="Hyperlink" w:semiHidden="1" w:unhideWhenUsed="1"/>
+    <w:lsdException w:name="FollowedHyperlink" w:semiHidden="1" w:unhideWhenUsed="1"/>
+    <w:lsdException w:name="Strong" w:uiPriority="22" w:qFormat="1"/>
+    <w:lsdException w:name="Emphasis" w:uiPriority="20" w:qFormat="1"/>
+    <w:lsdException w:name="Document Map" w:semiHidden="1" w:unhideWhenUsed="1"/>
+    <w:lsdException w:name="Plain Text" w:semiHidden="1" w:unhideWhenUsed="1"/>
+    <w:lsdException w:name="E-mail Signature" w:semiHidden="1" w:unhideWhenUsed="1"/>
+    <w:lsdException w:name="HTML Top of Form" w:semiHidden="1" w:unhideWhenUsed="1"/>
+    <w:lsdException w:name="HTML Bottom of Form" w:semiHidden="1" w:unhideWhenUsed="1"/>
+    <w:lsdException w:name="Normal (Web)" w:semiHidden="1" w:unhideWhenUsed="1"/>
+    <w:lsdException w:name="HTML Acronym" w:semiHidden="1" w:unhideWhenUsed="1"/>
+    <w:lsdException w:name="HTML Address" w:semiHidden="1" w:unhideWhenUsed="1"/>
+    <w:lsdException w:name="HTML Cite" w:semiHidden="1" w:unhideWhenUsed="1"/>
+    <w:lsdException w:name="HTML Code" w:semiHidden="1" w:unhideWhenUsed="1"/>
+    <w:lsdException w:name="HTML Definition" w:semiHidden="1" w:unhideWhenUsed="1"/>
+    <w:lsdException w:name="HTML Keyboard" w:semiHidden="1" w:unhideWhenUsed="1"/>
+    <w:lsdException w:name="HTML Preformatted" w:semiHidden="1" w:unhideWhenUsed="1"/>
+    <w:lsdException w:name="HTML Sample" w:semiHidden="1" w:unhideWhenUsed="1"/>
+    <w:lsdException w:name="HTML Typewriter" w:semiHidden="1" w:unhideWhenUsed="1"/>
+    <w:lsdException w:name="HTML Variable" w:semiHidden="1" w:unhideWhenUsed="1"/>
+    <w:lsdException w:name="Normal Table" w:semiHidden="1" w:unhideWhenUsed="1"/>
+    <w:lsdException w:name="annotation subject" w:semiHidden="1" w:unhideWhenUsed="1"/>
+    <w:lsdException w:name="No List" w:semiHidden="1" w:unhideWhenUsed="1"/>
+    <w:lsdException w:name="Outline List 1" w:semiHidden="1" w:unhideWhenUsed="1"/>
+    <w:lsdException w:name="Outline List 2" w:semiHidden="1" w:unhideWhenUsed="1"/>
+    <w:lsdException w:name="Outline List 3" w:semiHidden="1" w:unhideWhenUsed="1"/>
+    <w:lsdException w:name="Table Simple 1" w:semiHidden="1" w:unhideWhenUsed="1"/>
+    <w:lsdException w:name="Table Simple 2" w:semiHidden="1" w:unhideWhenUsed="1"/>
+    <w:lsdException w:name="Table Simple 3" w:semiHidden="1" w:unhideWhenUsed="1"/>
+    <w:lsdException w:name="Table Classic 1" w:semiHidden="1" w:unhideWhenUsed="1"/>
+    <w:lsdException w:name="Table Classic 2" w:semiHidden="1" w:unhideWhenUsed="1"/>
+    <w:lsdException w:name="Table Classic 3" w:semiHidden="1" w:unhideWhenUsed="1"/>
+    <w:lsdException w:name="Table Classic 4" w:semiHidden="1" w:unhideWhenUsed="1"/>
+    <w:lsdException w:name="Table Colorful 1" w:semiHidden="1" w:unhideWhenUsed="1"/>
+    <w:lsdException w:name="Table Colorful 2" w:semiHidden="1" w:unhideWhenUsed="1"/>
+    <w:lsdException w:name="Table Colorful 3" w:semiHidden="1" w:unhideWhenUsed="1"/>
+    <w:lsdException w:name="Table Columns 1" w:semiHidden="1" w:unhideWhenUsed="1"/>
+    <w:lsdException w:name="Table Columns 2" w:semiHidden="1" w:unhideWhenUsed="1"/>
+    <w:lsdException w:name="Table Columns 3" w:semiHidden="1" w:unhideWhenUsed="1"/>
+    <w:lsdException w:name="Table Columns 4" w:semiHidden="1" w:unhideWhenUsed="1"/>
+    <w:lsdException w:name="Table Columns 5" w:semiHidden="1" w:unhideWhenUsed="1"/>
+    <w:lsdException w:name="Table Grid 1" w:semiHidden="1" w:unhideWhenUsed="1"/>
+    <w:lsdException w:name="Table Grid 2" w:semiHidden="1" w:unhideWhenUsed="1"/>
+    <w:lsdException w:name="Table Grid 3" w:semiHidden="1" w:unhideWhenUsed="1"/>
+    <w:lsdException w:name="Table Grid 4" w:semiHidden="1" w:unhideWhenUsed="1"/>
+    <w:lsdException w:name="Table Grid 5" w:semiHidden="1" w:unhideWhenUsed="1"/>
+    <w:lsdException w:name="Table Grid 6" w:semiHidden="1" w:unhideWhenUsed="1"/>
+    <w:lsdException w:name="Table Grid 7" w:semiHidden="1" w:unhideWhenUsed="1"/>
+    <w:lsdException w:name="Table Grid 8" w:semiHidden="1" w:unhideWhenUsed="1"/>
+    <w:lsdException w:name="Table List 1" w:semiHidden="1" w:unhideWhenUsed="1"/>
+    <w:lsdException w:name="Table List 2" w:semiHidden="1" w:unhideWhenUsed="1"/>
+    <w:lsdException w:name="Table List 3" w:semiHidden="1" w:unhideWhenUsed="1"/>
+    <w:lsdException w:name="Table List 4" w:semiHidden="1" w:unhideWhenUsed="1"/>
+    <w:lsdException w:name="Table List 5" w:semiHidden="1" w:unhideWhenUsed="1"/>
+    <w:lsdException w:name="Table List 6" w:semiHidden="1" w:unhideWhenUsed="1"/>
+    <w:lsdException w:name="Table List 7" w:semiHidden="1" w:unhideWhenUsed="1"/>
+    <w:lsdException w:name="Table List 8" w:semiHidden="1" w:unhideWhenUsed="1"/>
+    <w:lsdException w:name="Table 3D effects 1" w:semiHidden="1" w:unhideWhenUsed="1"/>
+    <w:lsdException w:name="Table 3D effects 2" w:semiHidden="1" w:unhideWhenUsed="1"/>
+    <w:lsdException w:name="Table 3D effects 3" w:semiHidden="1" w:unhideWhenUsed="1"/>
+    <w:lsdException w:name="Table Contemporary" w:semiHidden="1" w:unhideWhenUsed="1"/>
+    <w:lsdException w:name="Table Elegant" w:semiHidden="1" w:unhideWhenUsed="1"/>
+    <w:lsdException w:name="Table Professional" w:semiHidden="1" w:unhideWhenUsed="1"/>
+    <w:lsdException w:name="Table Subtle 1" w:semiHidden="1" w:unhideWhenUsed="1"/>
+    <w:lsdException w:name="Table Subtle 2" w:semiHidden="1" w:unhideWhenUsed="1"/>
+    <w:lsdException w:name="Table Web 1" w:semiHidden="1" w:unhideWhenUsed="1"/>
+    <w:lsdException w:name="Table Web 2" w:semiHidden="1" w:unhideWhenUsed="1"/>
+    <w:lsdException w:name="Table Web 3" w:semiHidden="1" w:unhideWhenUsed="1"/>
+    <w:lsdException w:name="Balloon Text" w:semiHidden="1" w:unhideWhenUsed="1"/>
+    <w:lsdException w:name="Table Grid" w:uiPriority="39"/>
+    <w:lsdException w:name="Table Theme" w:semiHidden="1" w:unhideWhenUsed="1"/>
+    <w:lsdException w:name="Placeholder Text" w:semiHidden="1"/>
+    <w:lsdException w:name="No Spacing" w:uiPriority="1" w:qFormat="1"/>
+    <w:lsdException w:name="Light Shading" w:uiPriority="60"/>
+    <w:lsdException w:name="Light List" w:uiPriority="61"/>
+    <w:lsdException w:name="Light Grid" w:uiPriority="62"/>
+    <w:lsdException w:name="Medium Shading 1" w:uiPriority="63"/>
+    <w:lsdException w:name="Medium Shading 2" w:uiPriority="64"/>
+    <w:lsdException w:name="Medium List 1" w:uiPriority="65"/>
+    <w:lsdException w:name="Medium List 2" w:uiPriority="66"/>
+    <w:lsdException w:name="Medium Grid 1" w:uiPriority="67"/>
+    <w:lsdException w:name="Medium Grid 2" w:uiPriority="68"/>
+    <w:lsdException w:name="Medium Grid 3" w:uiPriority="69"/>
+    <w:lsdException w:name="Dark List" w:uiPriority="70"/>
+    <w:lsdException w:name="Colorful Shading" w:uiPriority="71"/>
+    <w:lsdException w:name="Colorful List" w:uiPriority="72"/>
+    <w:lsdException w:name="Colorful Grid" w:uiPriority="73"/>
+    <w:lsdException w:name="Light Shading Accent 1" w:uiPriority="60"/>
+    <w:lsdException w:name="Light List Accent 1" w:uiPriority="61"/>
+    <w:lsdException w:name="Light Grid Accent 1" w:uiPriority="62"/>
+    <w:lsdException w:name="Medium Shading 1 Accent 1" w:uiPriority="63"/>
+    <w:lsdException w:name="Medium Shading 2 Accent 1" w:uiPriority="64"/>
+    <w:lsdException w:name="Medium List 1 Accent 1" w:uiPriority="65"/>
+    <w:lsdException w:name="Revision" w:semiHidden="1"/>
+    <w:lsdException w:name="List Paragraph" w:uiPriority="34" w:qFormat="1"/>
+    <w:lsdException w:name="Quote" w:uiPriority="29" w:qFormat="1"/>
+    <w:lsdException w:name="Intense Quote" w:uiPriority="30" w:qFormat="1"/>
+    <w:lsdException w:name="Medium List 2 Accent 1" w:uiPriority="66"/>
+    <w:lsdException w:name="Medium Grid 1 Accent 1" w:uiPriority="67"/>
+    <w:lsdException w:name="Medium Grid 2 Accent 1" w:uiPriority="68"/>
+    <w:lsdException w:name="Medium Grid 3 Accent 1" w:uiPriority="69"/>
+    <w:lsdException w:name="Dark List Accent 1" w:uiPriority="70"/>
+    <w:lsdException w:name="Colorful Shading Accent 1" w:uiPriority="71"/>
+    <w:lsdException w:name="Colorful List Accent 1" w:uiPriority="72"/>
+    <w:lsdException w:name="Colorful Grid Accent 1" w:uiPriority="73"/>
+    <w:lsdException w:name="Light Shading Accent 2" w:uiPriority="60"/>
+    <w:lsdException w:name="Light List Accent 2" w:uiPriority="61"/>
+    <w:lsdException w:name="Light Grid Accent 2" w:uiPriority="62"/>
+    <w:lsdException w:name="Medium Shading 1 Accent 2" w:uiPriority="63"/>
+    <w:lsdException w:name="Medium Shading 2 Accent 2" w:uiPriority="64"/>
+    <w:lsdException w:name="Medium List 1 Accent 2" w:uiPriority="65"/>
+    <w:lsdException w:name="Medium List 2 Accent 2" w:uiPriority="66"/>
+    <w:lsdException w:name="Medium Grid 1 Accent 2" w:uiPriority="67"/>
+    <w:lsdException w:name="Medium Grid 2 Accent 2" w:uiPriority="68"/>
+    <w:lsdException w:name="Medium Grid 3 Accent 2" w:uiPriority="69"/>
+    <w:lsdException w:name="Dark List Accent 2" w:uiPriority="70"/>
+    <w:lsdException w:name="Colorful Shading Accent 2" w:uiPriority="71"/>
+    <w:lsdException w:name="Colorful List Accent 2" w:uiPriority="72"/>
+    <w:lsdException w:name="Colorful Grid Accent 2" w:uiPriority="73"/>
+    <w:lsdException w:name="Light Shading Accent 3" w:uiPriority="60"/>
+    <w:lsdException w:name="Light List Accent 3" w:uiPriority="61"/>
+    <w:lsdException w:name="Light Grid Accent 3" w:uiPriority="62"/>
+    <w:lsdException w:name="Medium Shading 1 Accent 3" w:uiPriority="63"/>
+    <w:lsdException w:name="Medium Shading 2 Accent 3" w:uiPriority="64"/>
+    <w:lsdException w:name="Medium List 1 Accent 3" w:uiPriority="65"/>
+    <w:lsdException w:name="Medium List 2 Accent 3" w:uiPriority="66"/>
+    <w:lsdException w:name="Medium Grid 1 Accent 3" w:uiPriority="67"/>
+    <w:lsdException w:name="Medium Grid 2 Accent 3" w:uiPriority="68"/>
+    <w:lsdException w:name="Medium Grid 3 Accent 3" w:uiPriority="69"/>
+    <w:lsdException w:name="Dark List Accent 3" w:uiPriority="70"/>
+    <w:lsdException w:name="Colorful Shading Accent 3" w:uiPriority="71"/>
+    <w:lsdException w:name="Colorful List Accent 3" w:uiPriority="72"/>
+    <w:lsdException w:name="Colorful Grid Accent 3" w:uiPriority="73"/>
+    <w:lsdException w:name="Light Shading Accent 4" w:uiPriority="60"/>
+    <w:lsdException w:name="Light List Accent 4" w:uiPriority="61"/>
+    <w:lsdException w:name="Light Grid Accent 4" w:uiPriority="62"/>
+    <w:lsdException w:name="Medium Shading 1 Accent 4" w:uiPriority="63"/>
+    <w:lsdException w:name="Medium Shading 2 Accent 4" w:uiPriority="64"/>
+    <w:lsdException w:name="Medium List 1 Accent 4" w:uiPriority="65"/>
+    <w:lsdException w:name="Medium List 2 Accent 4" w:uiPriority="66"/>
+    <w:lsdException w:name="Medium Grid 1 Accent 4" w:uiPriority="67"/>
+    <w:lsdException w:name="Medium Grid 2 Accent 4" w:uiPriority="68"/>
+    <w:lsdException w:name="Medium Grid 3 Accent 4" w:uiPriority="69"/>
+    <w:lsdException w:name="Dark List Accent 4" w:uiPriority="70"/>
+    <w:lsdException w:name="Colorful Shading Accent 4" w:uiPriority="71"/>
+    <w:lsdException w:name="Colorful List Accent 4" w:uiPriority="72"/>
+    <w:lsdException w:name="Colorful Grid Accent 4" w:uiPriority="73"/>
+    <w:lsdException w:name="Light Shading Accent 5" w:uiPriority="60"/>
+    <w:lsdException w:name="Light List Accent 5" w:uiPriority="61"/>
+    <w:lsdException w:name="Light Grid Accent 5" w:uiPriority="62"/>
+    <w:lsdException w:name="Medium Shading 1 Accent 5" w:uiPriority="63"/>
+    <w:lsdException w:name="Medium Shading 2 Accent 5" w:uiPriority="64"/>
+    <w:lsdException w:name="Medium List 1 Accent 5" w:uiPriority="65"/>
+    <w:lsdException w:name="Medium List 2 Accent 5" w:uiPriority="66"/>
+    <w:lsdException w:name="Medium Grid 1 Accent 5" w:uiPriority="67"/>
+    <w:lsdException w:name="Medium Grid 2 Accent 5" w:uiPriority="68"/>
+    <w:lsdException w:name="Medium Grid 3 Accent 5" w:uiPriority="69"/>
+    <w:lsdException w:name="Dark List Accent 5" w:uiPriority="70"/>
+    <w:lsdException w:name="Colorful Shading Accent 5" w:uiPriority="71"/>
+    <w:lsdException w:name="Colorful List Accent 5" w:uiPriority="72"/>
+    <w:lsdException w:name="Colorful Grid Accent 5" w:uiPriority="73"/>
+    <w:lsdException w:name="Light Shading Accent 6" w:uiPriority="60"/>
+    <w:lsdException w:name="Light List Accent 6" w:uiPriority="61"/>
+    <w:lsdException w:name="Light Grid Accent 6" w:uiPriority="62"/>
+    <w:lsdException w:name="Medium Shading 1 Accent 6" w:uiPriority="63"/>
+    <w:lsdException w:name="Medium Shading 2 Accent 6" w:uiPriority="64"/>
+    <w:lsdException w:name="Medium List 1 Accent 6" w:uiPriority="65"/>
+    <w:lsdException w:name="Medium List 2 Accent 6" w:uiPriority="66"/>
+    <w:lsdException w:name="Medium Grid 1 Accent 6" w:uiPriority="67"/>
+    <w:lsdException w:name="Medium Grid 2 Accent 6" w:uiPriority="68"/>
+    <w:lsdException w:name="Medium Grid 3 Accent 6" w:uiPriority="69"/>
+    <w:lsdException w:name="Dark List Accent 6" w:uiPriority="70"/>
+    <w:lsdException w:name="Colorful Shading Accent 6" w:uiPriority="71"/>
+    <w:lsdException w:name="Colorful List Accent 6" w:uiPriority="72"/>
+    <w:lsdException w:name="Colorful Grid Accent 6" w:uiPriority="73"/>
+    <w:lsdException w:name="Subtle Emphasis" w:uiPriority="19" w:qFormat="1"/>
+    <w:lsdException w:name="Intense Emphasis" w:uiPriority="21" w:qFormat="1"/>
+    <w:lsdException w:name="Subtle Reference" w:uiPriority="31" w:qFormat="1"/>
+    <w:lsdException w:name="Intense Reference" w:uiPriority="32" w:qFormat="1"/>
+    <w:lsdException w:name="Book Title" w:uiPriority="33" w:qFormat="1"/>
+    <w:lsdException w:name="Bibliography" w:semiHidden="1" w:uiPriority="37" w:unhideWhenUsed="1"/>
+    <w:lsdException w:name="TOC Heading" w:semiHidden="1" w:uiPriority="39" w:unhideWhenUsed="1" w:qFormat="1"/>
+    <w:lsdException w:name="Plain Table 1" w:uiPriority="41"/>
+    <w:lsdException w:name="Plain Table 2" w:uiPriority="42"/>
+    <w:lsdException w:name="Plain Table 3" w:uiPriority="43"/>
+    <w:lsdException w:name="Plain Table 4" w:uiPriority="44"/>
+    <w:lsdException w:name="Plain Table 5" w:uiPriority="45"/>
+    <w:lsdException w:name="Grid Table Light" w:uiPriority="40"/>
+    <w:lsdException w:name="Grid Table 1 Light" w:uiPriority="46"/>
+    <w:lsdException w:name="Grid Table 2" w:uiPriority="47"/>
+    <w:lsdException w:name="Grid Table 3" w:uiPriority="48"/>
+    <w:lsdException w:name="Grid Table 4" w:uiPriority="49"/>
+    <w:lsdException w:name="Grid Table 5 Dark" w:uiPriority="50"/>
+    <w:lsdException w:name="Grid Table 6 Colorful" w:uiPriority="51"/>
+    <w:lsdException w:name="Grid Table 7 Colorful" w:uiPriority="52"/>
+    <w:lsdException w:name="Grid Table 1 Light Accent 1" w:uiPriority="46"/>
+    <w:lsdException w:name="Grid Table 2 Accent 1" w:uiPriority="47"/>
+    <w:lsdException w:name="Grid Table 3 Accent 1" w:uiPriority="48"/>
+    <w:lsdException w:name="Grid Table 4 Accent 1" w:uiPriority="49"/>
+    <w:lsdException w:name="Grid Table 5 Dark Accent 1" w:uiPriority="50"/>
+    <w:lsdException w:name="Grid Table 6 Colorful Accent 1" w:uiPriority="51"/>
+    <w:lsdException w:name="Grid Table 7 Colorful Accent 1" w:uiPriority="52"/>
+    <w:lsdException w:name="Grid Table 1 Light Accent 2" w:uiPriority="46"/>
+    <w:lsdException w:name="Grid Table 2 Accent 2" w:uiPriority="47"/>
+    <w:lsdException w:name="Grid Table 3 Accent 2" w:uiPriority="48"/>
+    <w:lsdException w:name="Grid Table 4 Accent 2" w:uiPriority="49"/>
+    <w:lsdException w:name="Grid Table 5 Dark Accent 2" w:uiPriority="50"/>
+    <w:lsdException w:name="Grid Table 6 Colorful Accent 2" w:uiPriority="51"/>
+    <w:lsdException w:name="Grid Table 7 Colorful Accent 2" w:uiPriority="52"/>
+    <w:lsdException w:name="Grid Table 1 Light Accent 3" w:uiPriority="46"/>
+    <w:lsdException w:name="Grid Table 2 Accent 3" w:uiPriority="47"/>
+    <w:lsdException w:name="Grid Table 3 Accent 3" w:uiPriority="48"/>
+    <w:lsdException w:name="Grid Table 4 Accent 3" w:uiPriority="49"/>
+    <w:lsdException w:name="Grid Table 5 Dark Accent 3" w:uiPriority="50"/>
+    <w:lsdException w:name="Grid Table 6 Colorful Accent 3" w:uiPriority="51"/>
+    <w:lsdException w:name="Grid Table 7 Colorful Accent 3" w:uiPriority="52"/>
+    <w:lsdException w:name="Grid Table 1 Light Accent 4" w:uiPriority="46"/>
+    <w:lsdException w:name="Grid Table 2 Accent 4" w:uiPriority="47"/>
+    <w:lsdException w:name="Grid Table 3 Accent 4" w:uiPriority="48"/>
+    <w:lsdException w:name="Grid Table 4 Accent 4" w:uiPriority="49"/>
+    <w:lsdException w:name="Grid Table 5 Dark Accent 4" w:uiPriority="50"/>
+    <w:lsdException w:name="Grid Table 6 Colorful Accent 4" w:uiPriority="51"/>
+    <w:lsdException w:name="Grid Table 7 Colorful Accent 4" w:uiPriority="52"/>
+    <w:lsdException w:name="Grid Table 1 Light Accent 5" w:uiPriority="46"/>
+    <w:lsdException w:name="Grid Table 2 Accent 5" w:uiPriority="47"/>
+    <w:lsdException w:name="Grid Table 3 Accent 5" w:uiPriority="48"/>
+    <w:lsdException w:name="Grid Table 4 Accent 5" w:uiPriority="49"/>
+    <w:lsdException w:name="Grid Table 5 Dark Accent 5" w:uiPriority="50"/>
+    <w:lsdException w:name="Grid Table 6 Colorful Accent 5" w:uiPriority="51"/>
+    <w:lsdException w:name="Grid Table 7 Colorful Accent 5" w:uiPriority="52"/>
+    <w:lsdException w:name="Grid Table 1 Light Accent 6" w:uiPriority="46"/>
+    <w:lsdException w:name="Grid Table 2 Accent 6" w:uiPriority="47"/>
+    <w:lsdException w:name="Grid Table 3 Accent 6" w:uiPriority="48"/>
+    <w:lsdException w:name="Grid Table 4 Accent 6" w:uiPriority="49"/>
+    <w:lsdException w:name="Grid Table 5 Dark Accent 6" w:uiPriority="50"/>
+    <w:lsdException w:name="Grid Table 6 Colorful Accent 6" w:uiPriority="51"/>
+    <w:lsdException w:name="Grid Table 7 Colorful Accent 6" w:uiPriority="52"/>
+    <w:lsdException w:name="List Table 1 Light" w:uiPriority="46"/>
+    <w:lsdException w:name="List Table 2" w:uiPriority="47"/>
+    <w:lsdException w:name="List Table 3" w:uiPriority="48"/>
+    <w:lsdException w:name="List Table 4" w:uiPriority="49"/>
+    <w:lsdException w:name="List Table 5 Dark" w:uiPriority="50"/>
+    <w:lsdException w:name="List Table 6 Colorful" w:uiPriority="51"/>
+    <w:lsdException w:name="List Table 7 Colorful" w:uiPriority="52"/>
+    <w:lsdException w:name="List Table 1 Light Accent 1" w:uiPriority="46"/>
+    <w:lsdException w:name="List Table 2 Accent 1" w:uiPriority="47"/>
+    <w:lsdException w:name="List Table 3 Accent 1" w:uiPriority="48"/>
+    <w:lsdException w:name="List Table 4 Accent 1" w:uiPriority="49"/>
+    <w:lsdException w:name="List Table 5 Dark Accent 1" w:uiPriority="50"/>
+    <w:lsdException w:name="List Table 6 Colorful Accent 1" w:uiPriority="51"/>
+    <w:lsdException w:name="List Table 7 Colorful Accent 1" w:uiPriority="52"/>
+    <w:lsdException w:name="List Table 1 Light Accent 2" w:uiPriority="46"/>
+    <w:lsdException w:name="List Table 2 Accent 2" w:uiPriority="47"/>
+    <w:lsdException w:name="List Table 3 Accent 2" w:uiPriority="48"/>
+    <w:lsdException w:name="List Table 4 Accent 2" w:uiPriority="49"/>
+    <w:lsdException w:name="List Table 5 Dark Accent 2" w:uiPriority="50"/>
+    <w:lsdException w:name="List Table 6 Colorful Accent 2" w:uiPriority="51"/>
+    <w:lsdException w:name="List Table 7 Colorful Accent 2" w:uiPriority="52"/>
+    <w:lsdException w:name="List Table 1 Light Accent 3" w:uiPriority="46"/>
+    <w:lsdException w:name="List Table 2 Accent 3" w:uiPriority="47"/>
+    <w:lsdException w:name="List Table 3 Accent 3" w:uiPriority="48"/>
+    <w:lsdException w:name="List Table 4 Accent 3" w:uiPriority="49"/>
+    <w:lsdException w:name="List Table 5 Dark Accent 3" w:uiPriority="50"/>
+    <w:lsdException w:name="List Table 6 Colorful Accent 3" w:uiPriority="51"/>
+    <w:lsdException w:name="List Table 7 Colorful Accent 3" w:uiPriority="52"/>
+    <w:lsdException w:name="List Table 1 Light Accent 4" w:uiPriority="46"/>
+    <w:lsdException w:name="List Table 2 Accent 4" w:uiPriority="47"/>
+    <w:lsdException w:name="List Table 3 Accent 4" w:uiPriority="48"/>
+    <w:lsdException w:name="List Table 4 Accent 4" w:uiPriority="49"/>
+    <w:lsdException w:name="List Table 5 Dark Accent 4" w:uiPriority="50"/>
+    <w:lsdException w:name="List Table 6 Colorful Accent 4" w:uiPriority="51"/>
+    <w:lsdException w:name="List Table 7 Colorful Accent 4" w:uiPriority="52"/>
+    <w:lsdException w:name="List Table 1 Light Accent 5" w:uiPriority="46"/>
+    <w:lsdException w:name="List Table 2 Accent 5" w:uiPriority="47"/>
+    <w:lsdException w:name="List Table 3 Accent 5" w:uiPriority="48"/>
+    <w:lsdException w:name="List Table 4 Accent 5" w:uiPriority="49"/>
+    <w:lsdException w:name="List Table 5 Dark Accent 5" w:uiPriority="50"/>
+    <w:lsdException w:name="List Table 6 Colorful Accent 5" w:uiPriority="51"/>
+    <w:lsdException w:name="List Table 7 Colorful Accent 5" w:uiPriority="52"/>
+    <w:lsdException w:name="List Table 1 Light Accent 6" w:uiPriority="46"/>
+    <w:lsdException w:name="List Table 2 Accent 6" w:uiPriority="47"/>
+    <w:lsdException w:name="List Table 3 Accent 6" w:uiPriority="48"/>
+    <w:lsdException w:name="List Table 4 Accent 6" w:uiPriority="49"/>
+    <w:lsdException w:name="List Table 5 Dark Accent 6" w:uiPriority="50"/>
+    <w:lsdException w:name="List Table 6 Colorful Accent 6" w:uiPriority="51"/>
+    <w:lsdException w:name="List Table 7 Colorful Accent 6" w:uiPriority="52"/>
+    <w:lsdException w:name="Mention" w:semiHidden="1" w:unhideWhenUsed="1"/>
+    <w:lsdException w:name="Smart Hyperlink" w:semiHidden="1" w:unhideWhenUsed="1"/>
+    <w:lsdException w:name="Hashtag" w:semiHidden="1" w:unhideWhenUsed="1"/>
+    <w:lsdException w:name="Unresolved Mention" w:semiHidden="1" w:unhideWhenUsed="1"/>
+    <w:lsdException w:name="Smart Link" w:semiHidden="1" w:unhideWhenUsed="1"/>
+  </w:latentStyles>
+  <w:style w:type="paragraph" w:default="1" w:styleId="Normal">
+    <w:name w:val="Normal"/>
+    <w:qFormat/>
   </w:style>
   <w:style w:type="paragraph" w:styleId="Heading1">
     <w:name w:val="heading 1"/>
     <w:basedOn w:val="Normal"/>
     <w:next w:val="Normal"/>
+    <w:uiPriority w:val="9"/>
+    <w:qFormat/>
     <w:pPr>
-      <w:keepNext w:val="1"/>
-      <w:keepLines w:val="1"/>
-      <w:pageBreakBefore w:val="0"/>
-      <w:spacing w:after="120" w:before="400" w:lineRule="auto"/>
+      <w:keepNext/>
+      <w:keepLines/>
+      <w:spacing w:before="400" w:after="120"/>
+      <w:outlineLvl w:val="0"/>
     </w:pPr>
     <w:rPr>
       <w:sz w:val="40"/>
@@ -131,15 +524,17 @@
     <w:name w:val="heading 2"/>
     <w:basedOn w:val="Normal"/>
     <w:next w:val="Normal"/>
+    <w:uiPriority w:val="9"/>
+    <w:semiHidden/>
+    <w:unhideWhenUsed/>
+    <w:qFormat/>
     <w:pPr>
-      <w:keepNext w:val="1"/>
-      <w:keepLines w:val="1"/>
-      <w:pageBreakBefore w:val="0"/>
-      <w:spacing w:after="120" w:before="360" w:lineRule="auto"/>
+      <w:keepNext/>
+      <w:keepLines/>
+      <w:spacing w:before="360" w:after="120"/>
+      <w:outlineLvl w:val="1"/>
     </w:pPr>
     <w:rPr>
-      <w:b w:val="0"/>
-      <w:bCs w:val="0"/>
       <w:sz w:val="32"/>
       <w:szCs w:val="32"/>
     </w:rPr>
@@ -148,15 +543,17 @@
     <w:name w:val="heading 3"/>
     <w:basedOn w:val="Normal"/>
     <w:next w:val="Normal"/>
+    <w:uiPriority w:val="9"/>
+    <w:semiHidden/>
+    <w:unhideWhenUsed/>
+    <w:qFormat/>
     <w:pPr>
-      <w:keepNext w:val="1"/>
-      <w:keepLines w:val="1"/>
-      <w:pageBreakBefore w:val="0"/>
-      <w:spacing w:after="80" w:before="320" w:lineRule="auto"/>
+      <w:keepNext/>
+      <w:keepLines/>
+      <w:spacing w:before="320" w:after="80"/>
+      <w:outlineLvl w:val="2"/>
     </w:pPr>
     <w:rPr>
-      <w:b w:val="0"/>
-      <w:bCs w:val="0"/>
       <w:color w:val="434343"/>
       <w:sz w:val="28"/>
       <w:szCs w:val="28"/>
@@ -166,11 +563,15 @@
     <w:name w:val="heading 4"/>
     <w:basedOn w:val="Normal"/>
     <w:next w:val="Normal"/>
+    <w:uiPriority w:val="9"/>
+    <w:semiHidden/>
+    <w:unhideWhenUsed/>
+    <w:qFormat/>
     <w:pPr>
-      <w:keepNext w:val="1"/>
-      <w:keepLines w:val="1"/>
-      <w:pageBreakBefore w:val="0"/>
-      <w:spacing w:after="80" w:before="280" w:lineRule="auto"/>
+      <w:keepNext/>
+      <w:keepLines/>
+      <w:spacing w:before="280" w:after="80"/>
+      <w:outlineLvl w:val="3"/>
     </w:pPr>
     <w:rPr>
       <w:color w:val="666666"/>
@@ -182,45 +583,88 @@
     <w:name w:val="heading 5"/>
     <w:basedOn w:val="Normal"/>
     <w:next w:val="Normal"/>
+    <w:uiPriority w:val="9"/>
+    <w:semiHidden/>
+    <w:unhideWhenUsed/>
+    <w:qFormat/>
     <w:pPr>
-      <w:keepNext w:val="1"/>
-      <w:keepLines w:val="1"/>
-      <w:pageBreakBefore w:val="0"/>
-      <w:spacing w:after="80" w:before="240" w:lineRule="auto"/>
+      <w:keepNext/>
+      <w:keepLines/>
+      <w:spacing w:before="240" w:after="80"/>
+      <w:outlineLvl w:val="4"/>
     </w:pPr>
     <w:rPr>
       <w:color w:val="666666"/>
-      <w:sz w:val="22"/>
-      <w:szCs w:val="22"/>
     </w:rPr>
   </w:style>
   <w:style w:type="paragraph" w:styleId="Heading6">
     <w:name w:val="heading 6"/>
     <w:basedOn w:val="Normal"/>
     <w:next w:val="Normal"/>
+    <w:uiPriority w:val="9"/>
+    <w:semiHidden/>
+    <w:unhideWhenUsed/>
+    <w:qFormat/>
     <w:pPr>
-      <w:keepNext w:val="1"/>
-      <w:keepLines w:val="1"/>
-      <w:pageBreakBefore w:val="0"/>
-      <w:spacing w:after="80" w:before="240" w:lineRule="auto"/>
+      <w:keepNext/>
+      <w:keepLines/>
+      <w:spacing w:before="240" w:after="80"/>
+      <w:outlineLvl w:val="5"/>
     </w:pPr>
     <w:rPr>
-      <w:i w:val="1"/>
-      <w:iCs w:val="1"/>
+      <w:i/>
+      <w:iCs/>
       <w:color w:val="666666"/>
-      <w:sz w:val="22"/>
-      <w:szCs w:val="22"/>
     </w:rPr>
+  </w:style>
+  <w:style w:type="character" w:default="1" w:styleId="DefaultParagraphFont">
+    <w:name w:val="Default Paragraph Font"/>
+    <w:uiPriority w:val="1"/>
+    <w:semiHidden/>
+    <w:unhideWhenUsed/>
+  </w:style>
+  <w:style w:type="table" w:default="1" w:styleId="TableNormal">
+    <w:name w:val="Normal Table"/>
+    <w:uiPriority w:val="99"/>
+    <w:semiHidden/>
+    <w:unhideWhenUsed/>
+    <w:tblPr>
+      <w:tblInd w:w="0" w:type="dxa"/>
+      <w:tblCellMar>
+        <w:top w:w="0" w:type="dxa"/>
+        <w:left w:w="108" w:type="dxa"/>
+        <w:bottom w:w="0" w:type="dxa"/>
+        <w:right w:w="108" w:type="dxa"/>
+      </w:tblCellMar>
+    </w:tblPr>
+  </w:style>
+  <w:style w:type="numbering" w:default="1" w:styleId="NoList">
+    <w:name w:val="No List"/>
+    <w:uiPriority w:val="99"/>
+    <w:semiHidden/>
+    <w:unhideWhenUsed/>
+  </w:style>
+  <w:style w:type="table" w:customStyle="1" w:styleId="TableNormal0">
+    <w:name w:val="TableNormal"/>
+    <w:tblPr>
+      <w:tblCellMar>
+        <w:top w:w="100" w:type="dxa"/>
+        <w:left w:w="100" w:type="dxa"/>
+        <w:bottom w:w="100" w:type="dxa"/>
+        <w:right w:w="100" w:type="dxa"/>
+      </w:tblCellMar>
+    </w:tblPr>
   </w:style>
   <w:style w:type="paragraph" w:styleId="Title">
     <w:name w:val="Title"/>
     <w:basedOn w:val="Normal"/>
     <w:next w:val="Normal"/>
+    <w:uiPriority w:val="10"/>
+    <w:qFormat/>
     <w:pPr>
-      <w:keepNext w:val="1"/>
-      <w:keepLines w:val="1"/>
-      <w:pageBreakBefore w:val="0"/>
-      <w:spacing w:after="60" w:before="0" w:lineRule="auto"/>
+      <w:keepNext/>
+      <w:keepLines/>
+      <w:spacing w:after="60"/>
     </w:pPr>
     <w:rPr>
       <w:sz w:val="52"/>
@@ -231,16 +675,14 @@
     <w:name w:val="Subtitle"/>
     <w:basedOn w:val="Normal"/>
     <w:next w:val="Normal"/>
+    <w:uiPriority w:val="11"/>
+    <w:qFormat/>
     <w:pPr>
-      <w:keepNext w:val="1"/>
-      <w:keepLines w:val="1"/>
-      <w:pageBreakBefore w:val="0"/>
-      <w:spacing w:after="320" w:before="0" w:lineRule="auto"/>
+      <w:keepNext/>
+      <w:keepLines/>
+      <w:spacing w:after="320"/>
     </w:pPr>
     <w:rPr>
-      <w:rFonts w:ascii="Arial" w:cs="Arial" w:eastAsia="Arial" w:hAnsi="Arial"/>
-      <w:i w:val="0"/>
-      <w:iCs w:val="0"/>
       <w:color w:val="666666"/>
       <w:sz w:val="30"/>
       <w:szCs w:val="30"/>
